--- a/src/main/resources/static/internal-sale-gaam-sign-zero.docx
+++ b/src/main/resources/static/internal-sale-gaam-sign-zero.docx
@@ -33,18 +33,18 @@
           <w:szCs w:val="20"/>
         </w:rPr>
       </w:pPr>
-      <w:bookmarkStart w:id="0" w:name="OLE_LINK47"/>
-      <w:bookmarkStart w:id="1" w:name="OLE_LINK71"/>
-      <w:bookmarkStart w:id="2" w:name="OLE_LINK55"/>
-      <w:bookmarkStart w:id="3" w:name="OLE_LINK57"/>
-      <w:bookmarkStart w:id="4" w:name="OLE_LINK35"/>
-      <w:bookmarkStart w:id="5" w:name="OLE_LINK3"/>
-      <w:bookmarkStart w:id="6" w:name="OLE_LINK4"/>
-      <w:bookmarkStart w:id="7" w:name="OLE_LINK70"/>
-      <w:bookmarkStart w:id="8" w:name="OLE_LINK87"/>
-      <w:bookmarkStart w:id="9" w:name="OLE_LINK88"/>
-      <w:bookmarkStart w:id="10" w:name="OLE_LINK50"/>
-      <w:bookmarkStart w:id="11" w:name="OLE_LINK56"/>
+      <w:bookmarkStart w:id="0" w:name="OLE_LINK56"/>
+      <w:bookmarkStart w:id="1" w:name="OLE_LINK4"/>
+      <w:bookmarkStart w:id="2" w:name="OLE_LINK50"/>
+      <w:bookmarkStart w:id="3" w:name="OLE_LINK88"/>
+      <w:bookmarkStart w:id="4" w:name="OLE_LINK87"/>
+      <w:bookmarkStart w:id="5" w:name="OLE_LINK70"/>
+      <w:bookmarkStart w:id="6" w:name="OLE_LINK35"/>
+      <w:bookmarkStart w:id="7" w:name="OLE_LINK57"/>
+      <w:bookmarkStart w:id="8" w:name="OLE_LINK55"/>
+      <w:bookmarkStart w:id="9" w:name="OLE_LINK47"/>
+      <w:bookmarkStart w:id="10" w:name="OLE_LINK71"/>
+      <w:bookmarkStart w:id="11" w:name="OLE_LINK3"/>
       <w:r>
         <w:drawing>
           <wp:anchor behindDoc="1" distT="0" distB="0" distL="0" distR="0" simplePos="0" locked="0" layoutInCell="0" allowOverlap="1" relativeHeight="2">
@@ -142,12 +142,12 @@
           <w:rFonts w:ascii="B Nazanin" w:hAnsi="B Nazanin" w:cs="B Nazanin"/>
         </w:rPr>
       </w:pPr>
-      <w:bookmarkStart w:id="13" w:name="OLE_LINK86"/>
-      <w:bookmarkStart w:id="14" w:name="_Hlk123718776"/>
-      <w:bookmarkStart w:id="15" w:name="OLE_LINK81"/>
-      <w:bookmarkStart w:id="16" w:name="OLE_LINK82"/>
-      <w:bookmarkStart w:id="17" w:name="OLE_LINK80"/>
-      <w:bookmarkStart w:id="18" w:name="_Hlk123718996"/>
+      <w:bookmarkStart w:id="13" w:name="_Hlk123718776"/>
+      <w:bookmarkStart w:id="14" w:name="_Hlk123718996"/>
+      <w:bookmarkStart w:id="15" w:name="OLE_LINK80"/>
+      <w:bookmarkStart w:id="16" w:name="OLE_LINK81"/>
+      <w:bookmarkStart w:id="17" w:name="OLE_LINK86"/>
+      <w:bookmarkStart w:id="18" w:name="OLE_LINK82"/>
       <w:r>
         <w:rPr>
           <w:rFonts w:ascii="B Nazanin" w:hAnsi="B Nazanin" w:cs="B Nazanin"/>
@@ -1567,12 +1567,8 @@
           <w:tab w:val="left" w:pos="1117" w:leader="none"/>
           <w:tab w:val="left" w:pos="3265" w:leader="none"/>
         </w:tabs>
-        <w:spacing w:lineRule="atLeast" w:line="16"/>
-        <w:rPr>
-          <w:rFonts w:cs="B Zar"/>
-          <w:b/>
-          <w:bCs/>
-        </w:rPr>
+        <w:spacing w:lineRule="atLeast" w:line="16" w:before="57" w:after="57"/>
+        <w:rPr/>
       </w:pPr>
       <w:r>
         <w:rPr>
@@ -1592,7 +1588,7 @@
           <w:bCs/>
           <w:rtl w:val="true"/>
         </w:rPr>
-        <w:t xml:space="preserve">مبلغ اوراق گام صادر شده بایستی مطابق پیش فاکتور صادره باشد، درغیر این‌صورت شرکت ملّی صنایع مس ایران از پذیرش اوراق گام مربوطه معذور می‌باشد و آن شرکت بایستی برات گشایش شده را ابطال نماید </w:t>
+        <w:t xml:space="preserve">مبلغ و تعداد  اوراق گام صادر شده بایستی مطابق پیش فاکتور صادره باشد، درغیر این‌صورت شرکت ملّی صنایع مس ایران از پذیرش اوراق گام مربوطه معذور می‌باشد و آن شرکت بایستی برات گشایش شده را ابطال نماید </w:t>
       </w:r>
       <w:r>
         <w:rPr>
@@ -1603,6 +1599,247 @@
           <w:rtl w:val="true"/>
         </w:rPr>
         <w:t>**</w:t>
+      </w:r>
+    </w:p>
+    <w:p>
+      <w:pPr>
+        <w:pStyle w:val="Normal"/>
+        <w:tabs>
+          <w:tab w:val="clear" w:pos="720"/>
+          <w:tab w:val="left" w:pos="1117" w:leader="none"/>
+          <w:tab w:val="left" w:pos="3265" w:leader="none"/>
+        </w:tabs>
+        <w:spacing w:lineRule="atLeast" w:line="16" w:before="57" w:after="57"/>
+        <w:rPr/>
+      </w:pPr>
+      <w:r>
+        <w:rPr>
+          <w:rtl w:val="true"/>
+        </w:rPr>
+      </w:r>
+    </w:p>
+    <w:p>
+      <w:pPr>
+        <w:pStyle w:val="Normal"/>
+        <w:tabs>
+          <w:tab w:val="clear" w:pos="720"/>
+          <w:tab w:val="left" w:pos="2691" w:leader="none"/>
+        </w:tabs>
+        <w:spacing w:lineRule="auto" w:line="276" w:before="57" w:after="57"/>
+        <w:rPr/>
+      </w:pPr>
+      <w:r>
+        <w:rPr>
+          <w:rFonts w:ascii="B Nazanin" w:hAnsi="B Nazanin" w:cs="B Nazanin"/>
+          <w:b w:val="false"/>
+          <w:b w:val="false"/>
+          <w:bCs w:val="false"/>
+          <w:sz w:val="24"/>
+          <w:sz w:val="24"/>
+          <w:szCs w:val="24"/>
+          <w:rtl w:val="true"/>
+        </w:rPr>
+        <w:t>مدت زمان اوراق گام</w:t>
+      </w:r>
+      <w:r>
+        <w:rPr>
+          <w:rFonts w:cs="B Nazanin" w:ascii="B Nazanin" w:hAnsi="B Nazanin"/>
+          <w:b w:val="false"/>
+          <w:bCs w:val="false"/>
+          <w:sz w:val="24"/>
+          <w:szCs w:val="24"/>
+          <w:rtl w:val="true"/>
+        </w:rPr>
+        <w:t xml:space="preserve">: </w:t>
+      </w:r>
+      <w:r>
+        <w:rPr>
+          <w:rFonts w:cs="B Nazanin" w:ascii="B Nazanin" w:hAnsi="B Nazanin"/>
+          <w:b w:val="false"/>
+          <w:bCs w:val="false"/>
+          <w:sz w:val="22"/>
+          <w:szCs w:val="22"/>
+          <w:lang w:eastAsia="en-US"/>
+        </w:rPr>
+        <w:t>N_PAYMENT_DEFERRAL</w:t>
+      </w:r>
+      <w:r>
+        <w:rPr>
+          <w:rFonts w:cs="B Nazanin" w:ascii="B Nazanin" w:hAnsi="B Nazanin"/>
+          <w:b w:val="false"/>
+          <w:bCs w:val="false"/>
+          <w:sz w:val="24"/>
+          <w:szCs w:val="24"/>
+          <w:rtl w:val="true"/>
+        </w:rPr>
+        <w:t xml:space="preserve"> </w:t>
+      </w:r>
+      <w:r>
+        <w:rPr>
+          <w:rFonts w:ascii="B Nazanin" w:hAnsi="B Nazanin" w:cs="B Nazanin"/>
+          <w:b w:val="false"/>
+          <w:b w:val="false"/>
+          <w:bCs w:val="false"/>
+          <w:sz w:val="24"/>
+          <w:sz w:val="24"/>
+          <w:szCs w:val="24"/>
+          <w:rtl w:val="true"/>
+        </w:rPr>
+        <w:t>روز</w:t>
+      </w:r>
+    </w:p>
+    <w:p>
+      <w:pPr>
+        <w:pStyle w:val="Normal"/>
+        <w:tabs>
+          <w:tab w:val="clear" w:pos="720"/>
+          <w:tab w:val="left" w:pos="2691" w:leader="none"/>
+        </w:tabs>
+        <w:spacing w:lineRule="auto" w:line="276" w:before="57" w:after="57"/>
+        <w:rPr/>
+      </w:pPr>
+      <w:r>
+        <w:rPr>
+          <w:rFonts w:ascii="B Nazanin" w:hAnsi="B Nazanin" w:cs="B Nazanin"/>
+          <w:b w:val="false"/>
+          <w:b w:val="false"/>
+          <w:bCs w:val="false"/>
+          <w:rtl w:val="true"/>
+        </w:rPr>
+        <w:t>شماره قرارداد خريد در بورس کالا</w:t>
+      </w:r>
+      <w:r>
+        <w:rPr>
+          <w:rFonts w:cs="B Nazanin" w:ascii="B Nazanin" w:hAnsi="B Nazanin"/>
+          <w:b w:val="false"/>
+          <w:bCs w:val="false"/>
+          <w:rtl w:val="true"/>
+        </w:rPr>
+        <w:t>:</w:t>
+      </w:r>
+      <w:r>
+        <w:rPr>
+          <w:rFonts w:cs="B Nazanin" w:ascii="B Nazanin" w:hAnsi="B Nazanin"/>
+          <w:b/>
+          <w:bCs/>
+        </w:rPr>
+        <w:t>CONTRACT_NO</w:t>
+      </w:r>
+    </w:p>
+    <w:p>
+      <w:pPr>
+        <w:pStyle w:val="Normal"/>
+        <w:widowControl/>
+        <w:suppressAutoHyphens w:val="true"/>
+        <w:spacing w:lineRule="auto" w:line="216" w:before="0" w:after="0"/>
+        <w:rPr>
+          <w:rFonts w:ascii="B Nazanin" w:hAnsi="B Nazanin" w:cs="B Nazanin"/>
+          <w:b/>
+          <w:bCs/>
+          <w:color w:val="000000"/>
+          <w:sz w:val="22"/>
+          <w:szCs w:val="20"/>
+        </w:rPr>
+      </w:pPr>
+      <w:r>
+        <w:rPr>
+          <w:rFonts w:ascii="B Nazanin" w:hAnsi="B Nazanin" w:cs="B Nazanin"/>
+          <w:b/>
+          <w:b/>
+          <w:bCs/>
+          <w:color w:val="000000"/>
+          <w:kern w:val="0"/>
+          <w:sz w:val="22"/>
+          <w:sz w:val="22"/>
+          <w:szCs w:val="20"/>
+          <w:rtl w:val="true"/>
+          <w:lang w:val="en-US" w:bidi="fa-IR"/>
+        </w:rPr>
+        <w:t xml:space="preserve">اين پيشنهاد از تاريخ صدور </w:t>
+      </w:r>
+      <w:r>
+        <w:rPr>
+          <w:rFonts w:cs="B Nazanin" w:ascii="B Nazanin" w:hAnsi="B Nazanin"/>
+          <w:b/>
+          <w:bCs/>
+          <w:color w:val="000000"/>
+          <w:kern w:val="0"/>
+          <w:sz w:val="22"/>
+          <w:szCs w:val="20"/>
+          <w:lang w:val="en-US" w:bidi="fa-IR"/>
+        </w:rPr>
+        <w:t>VALIDITY_DAYS</w:t>
+      </w:r>
+      <w:r>
+        <w:rPr>
+          <w:rFonts w:cs="B Nazanin" w:ascii="B Nazanin" w:hAnsi="B Nazanin"/>
+          <w:b/>
+          <w:bCs/>
+          <w:color w:val="000000"/>
+          <w:kern w:val="0"/>
+          <w:sz w:val="22"/>
+          <w:szCs w:val="20"/>
+          <w:rtl w:val="true"/>
+          <w:lang w:val="en-US" w:bidi="fa-IR"/>
+        </w:rPr>
+        <w:t xml:space="preserve"> </w:t>
+      </w:r>
+      <w:r>
+        <w:rPr>
+          <w:rFonts w:ascii="B Nazanin" w:hAnsi="B Nazanin" w:cs="B Nazanin"/>
+          <w:b/>
+          <w:b/>
+          <w:bCs/>
+          <w:color w:val="000000"/>
+          <w:kern w:val="0"/>
+          <w:sz w:val="22"/>
+          <w:sz w:val="22"/>
+          <w:szCs w:val="20"/>
+          <w:rtl w:val="true"/>
+          <w:lang w:val="en-US" w:bidi="fa-IR"/>
+        </w:rPr>
+        <w:t>روز کاري اعتبار دارد</w:t>
+      </w:r>
+      <w:r>
+        <w:rPr>
+          <w:rFonts w:cs="B Nazanin" w:ascii="B Nazanin" w:hAnsi="B Nazanin"/>
+          <w:b/>
+          <w:bCs/>
+          <w:kern w:val="0"/>
+          <w:sz w:val="22"/>
+          <w:szCs w:val="20"/>
+          <w:rtl w:val="true"/>
+          <w:lang w:val="en-US" w:bidi="fa-IR"/>
+        </w:rPr>
+        <w:t>. (</w:t>
+      </w:r>
+      <w:r>
+        <w:rPr>
+          <w:rFonts w:ascii="B Nazanin" w:hAnsi="B Nazanin" w:cs="B Nazanin"/>
+          <w:b/>
+          <w:b/>
+          <w:bCs/>
+          <w:kern w:val="0"/>
+          <w:sz w:val="22"/>
+          <w:sz w:val="22"/>
+          <w:szCs w:val="20"/>
+          <w:rtl w:val="true"/>
+          <w:lang w:val="en-US" w:bidi="fa-IR"/>
+        </w:rPr>
+        <w:t>مقررات بورس کالا ملاک تسويه‌حساب خريداران مي‌باشد</w:t>
+      </w:r>
+      <w:r>
+        <w:rPr>
+          <w:rFonts w:cs="B Nazanin" w:ascii="B Nazanin" w:hAnsi="B Nazanin"/>
+          <w:b/>
+          <w:bCs/>
+          <w:kern w:val="0"/>
+          <w:sz w:val="22"/>
+          <w:szCs w:val="20"/>
+          <w:rtl w:val="true"/>
+          <w:lang w:val="en-US" w:bidi="fa-IR"/>
+        </w:rPr>
+        <w:t>).</w:t>
       </w:r>
     </w:p>
     <w:p>
@@ -1615,246 +1852,590 @@
         <w:spacing w:lineRule="auto" w:line="276"/>
         <w:rPr>
           <w:rFonts w:ascii="B Nazanin" w:hAnsi="B Nazanin" w:cs="B Nazanin"/>
+          <w:sz w:val="24"/>
+          <w:szCs w:val="24"/>
         </w:rPr>
       </w:pPr>
       <w:r>
         <w:rPr>
-          <w:rFonts w:ascii="B Nazanin" w:hAnsi="B Nazanin" w:cs="B Nazanin"/>
-          <w:b w:val="false"/>
-          <w:b w:val="false"/>
-          <w:bCs w:val="false"/>
-          <w:sz w:val="24"/>
-          <w:sz w:val="24"/>
-          <w:szCs w:val="24"/>
-          <w:rtl w:val="true"/>
-        </w:rPr>
-        <w:t>مدت زمان اوراق گام</w:t>
-      </w:r>
-      <w:r>
-        <w:rPr>
-          <w:rFonts w:cs="B Nazanin" w:ascii="B Nazanin" w:hAnsi="B Nazanin"/>
-          <w:b w:val="false"/>
-          <w:bCs w:val="false"/>
-          <w:sz w:val="24"/>
-          <w:szCs w:val="24"/>
-          <w:rtl w:val="true"/>
-        </w:rPr>
-        <w:t xml:space="preserve">: </w:t>
-      </w:r>
-      <w:r>
-        <w:rPr>
-          <w:rFonts w:cs="B Nazanin" w:ascii="B Nazanin" w:hAnsi="B Nazanin"/>
-          <w:b w:val="false"/>
-          <w:bCs w:val="false"/>
-          <w:sz w:val="22"/>
-          <w:szCs w:val="22"/>
-          <w:lang w:eastAsia="en-US"/>
-        </w:rPr>
-        <w:t>N_STORAGE_DEAD</w:t>
-      </w:r>
-      <w:r>
-        <w:rPr>
-          <w:rFonts w:cs="B Nazanin" w:ascii="B Nazanin" w:hAnsi="B Nazanin"/>
-          <w:b w:val="false"/>
-          <w:bCs w:val="false"/>
-          <w:sz w:val="24"/>
-          <w:szCs w:val="24"/>
-          <w:rtl w:val="true"/>
-        </w:rPr>
-        <w:t xml:space="preserve"> </w:t>
-      </w:r>
-      <w:r>
-        <w:rPr>
-          <w:rFonts w:ascii="B Nazanin" w:hAnsi="B Nazanin" w:cs="B Nazanin"/>
-          <w:b w:val="false"/>
-          <w:b w:val="false"/>
-          <w:bCs w:val="false"/>
-          <w:sz w:val="24"/>
-          <w:sz w:val="24"/>
-          <w:szCs w:val="24"/>
-          <w:rtl w:val="true"/>
-        </w:rPr>
-        <w:t>روز</w:t>
+          <w:rFonts w:cs="B Nazanin" w:ascii="B Nazanin" w:hAnsi="B Nazanin"/>
+          <w:sz w:val="24"/>
+          <w:szCs w:val="24"/>
+          <w:rtl w:val="true"/>
+        </w:rPr>
       </w:r>
     </w:p>
     <w:p>
       <w:pPr>
         <w:pStyle w:val="Normal"/>
-        <w:tabs>
-          <w:tab w:val="clear" w:pos="720"/>
-          <w:tab w:val="left" w:pos="2691" w:leader="none"/>
-        </w:tabs>
-        <w:spacing w:lineRule="auto" w:line="276"/>
-        <w:rPr>
-          <w:b w:val="false"/>
-          <w:bCs w:val="false"/>
-        </w:rPr>
+        <w:spacing w:lineRule="auto" w:line="360"/>
+        <w:rPr/>
       </w:pPr>
       <w:r>
         <w:rPr>
           <w:rFonts w:ascii="B Nazanin" w:hAnsi="B Nazanin" w:cs="B Nazanin"/>
-          <w:b w:val="false"/>
-          <w:b w:val="false"/>
-          <w:bCs w:val="false"/>
-          <w:rtl w:val="true"/>
-        </w:rPr>
-        <w:t>شماره قرارداد خريد در بورس کالا</w:t>
-      </w:r>
-      <w:r>
-        <w:rPr>
-          <w:rFonts w:cs="B Nazanin" w:ascii="B Nazanin" w:hAnsi="B Nazanin"/>
-          <w:b w:val="false"/>
-          <w:bCs w:val="false"/>
+          <w:b/>
+          <w:b/>
+          <w:bCs/>
+          <w:sz w:val="22"/>
+          <w:sz w:val="22"/>
+          <w:szCs w:val="22"/>
+          <w:u w:val="single"/>
+          <w:rtl w:val="true"/>
+        </w:rPr>
+        <w:t xml:space="preserve">شرايط فروش </w:t>
+      </w:r>
+      <w:r>
+        <w:rPr>
+          <w:rFonts w:cs="B Nazanin" w:ascii="B Nazanin" w:hAnsi="B Nazanin"/>
+          <w:b/>
+          <w:bCs/>
+          <w:sz w:val="22"/>
+          <w:szCs w:val="22"/>
+          <w:u w:val="single"/>
           <w:rtl w:val="true"/>
         </w:rPr>
         <w:t>:</w:t>
-      </w:r>
-      <w:r>
-        <w:rPr>
-          <w:rFonts w:cs="B Nazanin" w:ascii="B Nazanin" w:hAnsi="B Nazanin"/>
-          <w:b w:val="false"/>
-          <w:bCs w:val="false"/>
-        </w:rPr>
-        <w:t>CONTRACT_NO</w:t>
       </w:r>
     </w:p>
     <w:p>
       <w:pPr>
         <w:pStyle w:val="Normal"/>
-        <w:widowControl/>
-        <w:suppressAutoHyphens w:val="true"/>
-        <w:spacing w:lineRule="auto" w:line="216" w:before="0" w:after="0"/>
+        <w:spacing w:lineRule="auto" w:line="360" w:before="57" w:after="57"/>
+        <w:jc w:val="left"/>
+        <w:rPr/>
+      </w:pPr>
+      <w:r>
+        <w:rPr>
+          <w:rFonts w:cs="B Nazanin" w:ascii="B Nazanin" w:hAnsi="B Nazanin"/>
+          <w:sz w:val="24"/>
+          <w:szCs w:val="24"/>
+        </w:rPr>
+        <w:t>1</w:t>
+      </w:r>
+      <w:r>
+        <w:rPr>
+          <w:rFonts w:cs="B Nazanin" w:ascii="B Nazanin" w:hAnsi="B Nazanin"/>
+          <w:sz w:val="24"/>
+          <w:szCs w:val="24"/>
+          <w:rtl w:val="true"/>
+        </w:rPr>
+        <w:t xml:space="preserve">. </w:t>
+      </w:r>
+      <w:r>
         <w:rPr>
           <w:rFonts w:ascii="B Nazanin" w:hAnsi="B Nazanin" w:cs="B Nazanin"/>
-          <w:b/>
-          <w:bCs/>
-          <w:color w:val="000000"/>
-          <w:sz w:val="22"/>
-          <w:szCs w:val="20"/>
-        </w:rPr>
-      </w:pPr>
+          <w:sz w:val="24"/>
+          <w:sz w:val="24"/>
+          <w:szCs w:val="24"/>
+          <w:rtl w:val="true"/>
+        </w:rPr>
+        <w:t xml:space="preserve">خريدار مبلغ درج شده در اين پیش فاکتور را بصورت اوراق گواهی اعتبار مولد </w:t>
+      </w:r>
+      <w:r>
+        <w:rPr>
+          <w:rFonts w:cs="B Nazanin" w:ascii="B Nazanin" w:hAnsi="B Nazanin"/>
+          <w:sz w:val="24"/>
+          <w:szCs w:val="24"/>
+          <w:rtl w:val="true"/>
+        </w:rPr>
+        <w:t>(</w:t>
+      </w:r>
       <w:r>
         <w:rPr>
           <w:rFonts w:ascii="B Nazanin" w:hAnsi="B Nazanin" w:cs="B Nazanin"/>
-          <w:b/>
-          <w:b/>
-          <w:bCs/>
-          <w:color w:val="000000"/>
-          <w:kern w:val="0"/>
-          <w:sz w:val="22"/>
-          <w:sz w:val="22"/>
-          <w:szCs w:val="20"/>
-          <w:rtl w:val="true"/>
-          <w:lang w:val="en-US" w:bidi="fa-IR"/>
-        </w:rPr>
-        <w:t xml:space="preserve">اين پيشنهاد از تاريخ صدور </w:t>
-      </w:r>
-      <w:r>
-        <w:rPr>
-          <w:rFonts w:cs="B Nazanin" w:ascii="B Nazanin" w:hAnsi="B Nazanin"/>
-          <w:b/>
-          <w:bCs/>
-          <w:color w:val="000000"/>
-          <w:kern w:val="0"/>
-          <w:sz w:val="22"/>
-          <w:szCs w:val="20"/>
-          <w:lang w:val="en-US" w:bidi="fa-IR"/>
-        </w:rPr>
-        <w:t>VALIDITY_DAYS</w:t>
-      </w:r>
-      <w:r>
-        <w:rPr>
-          <w:rFonts w:cs="B Nazanin" w:ascii="B Nazanin" w:hAnsi="B Nazanin"/>
-          <w:b/>
-          <w:bCs/>
-          <w:color w:val="000000"/>
-          <w:kern w:val="0"/>
-          <w:sz w:val="22"/>
-          <w:szCs w:val="20"/>
-          <w:rtl w:val="true"/>
-          <w:lang w:val="en-US" w:bidi="fa-IR"/>
-        </w:rPr>
-        <w:t xml:space="preserve"> </w:t>
+          <w:sz w:val="24"/>
+          <w:sz w:val="24"/>
+          <w:szCs w:val="24"/>
+          <w:rtl w:val="true"/>
+        </w:rPr>
+        <w:t>گام</w:t>
+      </w:r>
+      <w:r>
+        <w:rPr>
+          <w:rFonts w:cs="B Nazanin" w:ascii="B Nazanin" w:hAnsi="B Nazanin"/>
+          <w:sz w:val="24"/>
+          <w:szCs w:val="24"/>
+          <w:rtl w:val="true"/>
+        </w:rPr>
+        <w:t xml:space="preserve">) </w:t>
       </w:r>
       <w:r>
         <w:rPr>
           <w:rFonts w:ascii="B Nazanin" w:hAnsi="B Nazanin" w:cs="B Nazanin"/>
-          <w:b/>
-          <w:b/>
-          <w:bCs/>
-          <w:color w:val="000000"/>
-          <w:kern w:val="0"/>
-          <w:sz w:val="22"/>
-          <w:sz w:val="22"/>
-          <w:szCs w:val="20"/>
-          <w:rtl w:val="true"/>
-          <w:lang w:val="en-US" w:bidi="fa-IR"/>
-        </w:rPr>
-        <w:t>روز کاري اعتبار دارد</w:t>
-      </w:r>
-      <w:r>
-        <w:rPr>
-          <w:rFonts w:cs="B Nazanin" w:ascii="B Nazanin" w:hAnsi="B Nazanin"/>
-          <w:b/>
-          <w:bCs/>
-          <w:kern w:val="0"/>
-          <w:sz w:val="22"/>
-          <w:szCs w:val="20"/>
-          <w:rtl w:val="true"/>
-          <w:lang w:val="en-US" w:bidi="fa-IR"/>
-        </w:rPr>
-        <w:t>. (</w:t>
-      </w:r>
-      <w:r>
-        <w:rPr>
-          <w:rFonts w:ascii="B Nazanin" w:hAnsi="B Nazanin" w:cs="B Nazanin"/>
-          <w:b/>
-          <w:b/>
-          <w:bCs/>
-          <w:kern w:val="0"/>
-          <w:sz w:val="22"/>
-          <w:sz w:val="22"/>
-          <w:szCs w:val="20"/>
-          <w:rtl w:val="true"/>
-          <w:lang w:val="en-US" w:bidi="fa-IR"/>
-        </w:rPr>
-        <w:t>مقررات بورس کالا ملاک تسويه‌حساب خريداران مي‌باشد</w:t>
-      </w:r>
-      <w:r>
-        <w:rPr>
-          <w:rFonts w:cs="B Nazanin" w:ascii="B Nazanin" w:hAnsi="B Nazanin"/>
-          <w:b/>
-          <w:bCs/>
-          <w:kern w:val="0"/>
-          <w:sz w:val="22"/>
-          <w:szCs w:val="20"/>
-          <w:rtl w:val="true"/>
-          <w:lang w:val="en-US" w:bidi="fa-IR"/>
-        </w:rPr>
-        <w:t>).</w:t>
+          <w:sz w:val="24"/>
+          <w:sz w:val="24"/>
+          <w:szCs w:val="24"/>
+          <w:rtl w:val="true"/>
+        </w:rPr>
+        <w:t>بعنوان پيش پرداخت ارائه خواهد نمود</w:t>
+      </w:r>
+      <w:r>
+        <w:rPr>
+          <w:rFonts w:cs="B Nazanin" w:ascii="B Nazanin" w:hAnsi="B Nazanin"/>
+          <w:sz w:val="24"/>
+          <w:szCs w:val="24"/>
+          <w:rtl w:val="true"/>
+        </w:rPr>
+        <w:t>.</w:t>
       </w:r>
     </w:p>
     <w:p>
       <w:pPr>
         <w:pStyle w:val="Normal"/>
-        <w:tabs>
-          <w:tab w:val="clear" w:pos="720"/>
-          <w:tab w:val="left" w:pos="2691" w:leader="none"/>
-        </w:tabs>
-        <w:spacing w:lineRule="auto" w:line="276"/>
+        <w:spacing w:lineRule="auto" w:line="360" w:before="57" w:after="57"/>
+        <w:rPr/>
+      </w:pPr>
+      <w:r>
+        <w:rPr>
+          <w:rFonts w:cs="B Nazanin" w:ascii="B Nazanin" w:hAnsi="B Nazanin"/>
+          <w:sz w:val="24"/>
+          <w:szCs w:val="24"/>
+        </w:rPr>
+        <w:t>2</w:t>
+      </w:r>
+      <w:r>
+        <w:rPr>
+          <w:rFonts w:cs="B Nazanin" w:ascii="B Nazanin" w:hAnsi="B Nazanin"/>
+          <w:sz w:val="24"/>
+          <w:szCs w:val="24"/>
+          <w:rtl w:val="true"/>
+        </w:rPr>
+        <w:t xml:space="preserve">. </w:t>
+      </w:r>
+      <w:r>
         <w:rPr>
           <w:rFonts w:ascii="B Nazanin" w:hAnsi="B Nazanin" w:cs="B Nazanin"/>
           <w:sz w:val="24"/>
-          <w:szCs w:val="24"/>
-        </w:rPr>
+          <w:sz w:val="24"/>
+          <w:szCs w:val="24"/>
+          <w:rtl w:val="true"/>
+        </w:rPr>
+        <w:t xml:space="preserve">مبناي فروش محصولات شركت ملّي صنايع مس ايران </w:t>
+      </w:r>
+      <w:r>
+        <w:rPr>
+          <w:rFonts w:cs="B Nazanin" w:ascii="B Nazanin" w:hAnsi="B Nazanin"/>
+          <w:sz w:val="24"/>
+          <w:szCs w:val="24"/>
+        </w:rPr>
+        <w:t>EXWORKS</w:t>
+      </w:r>
+      <w:r>
+        <w:rPr>
+          <w:rFonts w:cs="B Nazanin" w:ascii="B Nazanin" w:hAnsi="B Nazanin"/>
+          <w:sz w:val="24"/>
+          <w:szCs w:val="24"/>
+          <w:rtl w:val="true"/>
+        </w:rPr>
+        <w:t xml:space="preserve"> </w:t>
+      </w:r>
+      <w:r>
+        <w:rPr>
+          <w:rFonts w:ascii="B Nazanin" w:hAnsi="B Nazanin" w:cs="B Nazanin"/>
+          <w:sz w:val="24"/>
+          <w:sz w:val="24"/>
+          <w:szCs w:val="24"/>
+          <w:rtl w:val="true"/>
+        </w:rPr>
+        <w:t xml:space="preserve">بوده و فروشنده نسبت به هرگونه خسارت احتمالي بين راه و خسارت ناشي از تأخير و توقف در مسير حمل مسئوليتي نخواهد داشت </w:t>
+      </w:r>
+      <w:r>
+        <w:rPr>
+          <w:rFonts w:cs="B Nazanin" w:ascii="B Nazanin" w:hAnsi="B Nazanin"/>
+          <w:sz w:val="24"/>
+          <w:szCs w:val="24"/>
+          <w:rtl w:val="true"/>
+        </w:rPr>
+        <w:t>.</w:t>
+      </w:r>
+    </w:p>
+    <w:p>
+      <w:pPr>
+        <w:pStyle w:val="Normal"/>
+        <w:spacing w:lineRule="auto" w:line="360" w:before="57" w:after="57"/>
+        <w:jc w:val="both"/>
+        <w:rPr/>
       </w:pPr>
       <w:r>
         <w:rPr>
           <w:rFonts w:cs="B Nazanin" w:ascii="B Nazanin" w:hAnsi="B Nazanin"/>
           <w:sz w:val="24"/>
           <w:szCs w:val="24"/>
-          <w:rtl w:val="true"/>
-        </w:rPr>
+        </w:rPr>
+        <w:t>3</w:t>
+      </w:r>
+      <w:r>
+        <w:rPr>
+          <w:rFonts w:cs="B Nazanin" w:ascii="B Nazanin" w:hAnsi="B Nazanin"/>
+          <w:sz w:val="24"/>
+          <w:szCs w:val="24"/>
+          <w:rtl w:val="true"/>
+        </w:rPr>
+        <w:t xml:space="preserve">. </w:t>
+      </w:r>
+      <w:r>
+        <w:rPr>
+          <w:rFonts w:ascii="B Nazanin" w:hAnsi="B Nazanin" w:cs="B Nazanin"/>
+          <w:sz w:val="24"/>
+          <w:sz w:val="24"/>
+          <w:szCs w:val="24"/>
+          <w:rtl w:val="true"/>
+        </w:rPr>
+        <w:t xml:space="preserve">مهلت بارگيري کليه محصولات شرکت ملّي صنايع مس ايران اعم از کنسانتره مس، مس كاتد، کاتد ليچينگ، مفتول، كنسانتره فلزات گرانبها، سولفور موليبدن، اكسيدموليبدن، سرباره و اسيد سولفوريك طبق شرايط عمومي عرضه محصولات شرکت مس در بورس کالا مي‌باشد </w:t>
+      </w:r>
+      <w:r>
+        <w:rPr>
+          <w:rFonts w:cs="B Nazanin" w:ascii="B Nazanin" w:hAnsi="B Nazanin"/>
+          <w:sz w:val="24"/>
+          <w:szCs w:val="24"/>
+          <w:rtl w:val="true"/>
+        </w:rPr>
+        <w:t>(</w:t>
+      </w:r>
+      <w:r>
+        <w:rPr>
+          <w:rFonts w:ascii="B Nazanin" w:hAnsi="B Nazanin" w:cs="B Nazanin"/>
+          <w:sz w:val="24"/>
+          <w:sz w:val="24"/>
+          <w:szCs w:val="24"/>
+          <w:rtl w:val="true"/>
+        </w:rPr>
+        <w:t xml:space="preserve">در صورت عدم بارگيري محصول تا </w:t>
+      </w:r>
+      <w:r>
+        <w:rPr>
+          <w:rFonts w:cs="B Nazanin" w:ascii="B Nazanin" w:hAnsi="B Nazanin"/>
+          <w:sz w:val="24"/>
+          <w:szCs w:val="24"/>
+        </w:rPr>
+        <w:t>N_PAYMENT_DEFERRAL</w:t>
+      </w:r>
+      <w:r>
+        <w:rPr>
+          <w:rFonts w:cs="B Nazanin" w:ascii="B Nazanin" w:hAnsi="B Nazanin"/>
+          <w:sz w:val="24"/>
+          <w:szCs w:val="24"/>
+          <w:rtl w:val="true"/>
+        </w:rPr>
+        <w:t xml:space="preserve"> </w:t>
+      </w:r>
+      <w:r>
+        <w:rPr>
+          <w:rFonts w:ascii="B Nazanin" w:hAnsi="B Nazanin" w:cs="B Nazanin"/>
+          <w:sz w:val="24"/>
+          <w:sz w:val="24"/>
+          <w:szCs w:val="24"/>
+          <w:rtl w:val="true"/>
+        </w:rPr>
+        <w:t xml:space="preserve">روز تقويمي پس از مهلت مجاز تحويل بورس کالا، به ميزان </w:t>
+      </w:r>
+      <w:r>
+        <w:rPr>
+          <w:rFonts w:cs="B Nazanin" w:ascii="B Nazanin" w:hAnsi="B Nazanin"/>
+          <w:sz w:val="24"/>
+          <w:szCs w:val="24"/>
+        </w:rPr>
+        <w:t>STORAGE_COST</w:t>
+      </w:r>
+      <w:r>
+        <w:rPr>
+          <w:rFonts w:cs="B Nazanin" w:ascii="B Nazanin" w:hAnsi="B Nazanin"/>
+          <w:sz w:val="24"/>
+          <w:szCs w:val="24"/>
+          <w:rtl w:val="true"/>
+        </w:rPr>
+        <w:t xml:space="preserve">  </w:t>
+      </w:r>
+      <w:r>
+        <w:rPr>
+          <w:rFonts w:ascii="B Nazanin" w:hAnsi="B Nazanin" w:cs="B Nazanin"/>
+          <w:sz w:val="24"/>
+          <w:sz w:val="24"/>
+          <w:szCs w:val="24"/>
+          <w:rtl w:val="true"/>
+        </w:rPr>
+        <w:t xml:space="preserve">درصد ارزش کالاي باقيمانده </w:t>
+      </w:r>
+      <w:r>
+        <w:rPr>
+          <w:rFonts w:cs="B Nazanin" w:ascii="B Nazanin" w:hAnsi="B Nazanin"/>
+          <w:sz w:val="24"/>
+          <w:szCs w:val="24"/>
+          <w:rtl w:val="true"/>
+        </w:rPr>
+        <w:t>(</w:t>
+      </w:r>
+      <w:r>
+        <w:rPr>
+          <w:rFonts w:ascii="B Nazanin" w:hAnsi="B Nazanin" w:cs="B Nazanin"/>
+          <w:sz w:val="24"/>
+          <w:sz w:val="24"/>
+          <w:szCs w:val="24"/>
+          <w:rtl w:val="true"/>
+        </w:rPr>
+        <w:t>حمل نشده</w:t>
+      </w:r>
+      <w:r>
+        <w:rPr>
+          <w:rFonts w:cs="B Nazanin" w:ascii="B Nazanin" w:hAnsi="B Nazanin"/>
+          <w:sz w:val="24"/>
+          <w:szCs w:val="24"/>
+          <w:rtl w:val="true"/>
+        </w:rPr>
+        <w:t xml:space="preserve">) </w:t>
+      </w:r>
+      <w:r>
+        <w:rPr>
+          <w:rFonts w:ascii="B Nazanin" w:hAnsi="B Nazanin" w:cs="B Nazanin"/>
+          <w:sz w:val="24"/>
+          <w:sz w:val="24"/>
+          <w:szCs w:val="24"/>
+          <w:rtl w:val="true"/>
+        </w:rPr>
+        <w:t>هزينه انبارداري به صورت روزشمار دريافت خواهد شد</w:t>
+      </w:r>
+      <w:r>
+        <w:rPr>
+          <w:rFonts w:cs="B Nazanin" w:ascii="B Nazanin" w:hAnsi="B Nazanin"/>
+          <w:sz w:val="24"/>
+          <w:szCs w:val="24"/>
+          <w:rtl w:val="true"/>
+        </w:rPr>
+        <w:t xml:space="preserve">) </w:t>
+      </w:r>
+    </w:p>
+    <w:p>
+      <w:pPr>
+        <w:pStyle w:val="Normal"/>
+        <w:spacing w:lineRule="auto" w:line="360" w:before="57" w:after="57"/>
+        <w:rPr/>
+      </w:pPr>
+      <w:r>
+        <w:rPr>
+          <w:rFonts w:cs="B Nazanin" w:ascii="B Nazanin" w:hAnsi="B Nazanin"/>
+          <w:sz w:val="24"/>
+          <w:szCs w:val="24"/>
+        </w:rPr>
+        <w:t>4</w:t>
+      </w:r>
+      <w:r>
+        <w:rPr>
+          <w:rFonts w:cs="B Nazanin" w:ascii="B Nazanin" w:hAnsi="B Nazanin"/>
+          <w:sz w:val="24"/>
+          <w:szCs w:val="24"/>
+          <w:rtl w:val="true"/>
+        </w:rPr>
+        <w:t xml:space="preserve">. </w:t>
+      </w:r>
+      <w:r>
+        <w:rPr>
+          <w:rFonts w:ascii="B Nazanin" w:hAnsi="B Nazanin" w:cs="B Nazanin"/>
+          <w:sz w:val="24"/>
+          <w:sz w:val="24"/>
+          <w:szCs w:val="24"/>
+          <w:rtl w:val="true"/>
+        </w:rPr>
+        <w:t>کلیه هزینه‌های مربوط به اوراق گام و هرگونه کارمزد بانکی به عهده خریدار می‌باشد</w:t>
+      </w:r>
+      <w:r>
+        <w:rPr>
+          <w:rFonts w:cs="B Nazanin" w:ascii="B Nazanin" w:hAnsi="B Nazanin"/>
+          <w:sz w:val="24"/>
+          <w:szCs w:val="24"/>
+          <w:rtl w:val="true"/>
+        </w:rPr>
+        <w:t>.</w:t>
+      </w:r>
+    </w:p>
+    <w:p>
+      <w:pPr>
+        <w:pStyle w:val="Normal"/>
+        <w:spacing w:lineRule="auto" w:line="360" w:before="57" w:after="57"/>
+        <w:jc w:val="both"/>
+        <w:rPr/>
+      </w:pPr>
+      <w:r>
+        <w:rPr>
+          <w:rFonts w:cs="B Nazanin" w:ascii="B Nazanin" w:hAnsi="B Nazanin"/>
+          <w:sz w:val="24"/>
+          <w:szCs w:val="24"/>
+        </w:rPr>
+        <w:t>5</w:t>
+      </w:r>
+      <w:r>
+        <w:rPr>
+          <w:rFonts w:cs="B Nazanin" w:ascii="B Nazanin" w:hAnsi="B Nazanin"/>
+          <w:sz w:val="24"/>
+          <w:szCs w:val="24"/>
+          <w:rtl w:val="true"/>
+        </w:rPr>
+        <w:t xml:space="preserve">. </w:t>
+      </w:r>
+      <w:r>
+        <w:rPr>
+          <w:rFonts w:ascii="B Nazanin" w:hAnsi="B Nazanin" w:cs="B Nazanin"/>
+          <w:sz w:val="24"/>
+          <w:sz w:val="24"/>
+          <w:szCs w:val="24"/>
+          <w:rtl w:val="true"/>
+        </w:rPr>
+        <w:t xml:space="preserve">در روش اوراق گام باتوجه به اختلاف سررسيد واقعي پرداخت نسبت به تاريخ صدور حواله و تاريخ سررسيد اوراق گام، مبلغ کارمزد تعداد روزهای مورد اختلاف </w:t>
+      </w:r>
+      <w:r>
+        <w:rPr>
+          <w:rFonts w:cs="B Nazanin" w:ascii="B Nazanin" w:hAnsi="B Nazanin"/>
+          <w:sz w:val="24"/>
+          <w:szCs w:val="24"/>
+          <w:rtl w:val="true"/>
+        </w:rPr>
+        <w:t>(</w:t>
+      </w:r>
+      <w:r>
+        <w:rPr>
+          <w:rFonts w:ascii="B Nazanin" w:hAnsi="B Nazanin" w:cs="B Nazanin"/>
+          <w:sz w:val="24"/>
+          <w:sz w:val="24"/>
+          <w:szCs w:val="24"/>
+          <w:rtl w:val="true"/>
+        </w:rPr>
+        <w:t xml:space="preserve">با در نظر گرفتن نرخ </w:t>
+      </w:r>
+      <w:r>
+        <w:rPr>
+          <w:rFonts w:cs="B Nazanin" w:ascii="B Nazanin" w:hAnsi="B Nazanin"/>
+          <w:sz w:val="24"/>
+          <w:szCs w:val="24"/>
+        </w:rPr>
+        <w:t>3/33</w:t>
+      </w:r>
+      <w:r>
+        <w:rPr>
+          <w:rFonts w:cs="B Nazanin" w:ascii="B Nazanin" w:hAnsi="B Nazanin"/>
+          <w:sz w:val="24"/>
+          <w:szCs w:val="24"/>
+          <w:rtl w:val="true"/>
+        </w:rPr>
+        <w:t xml:space="preserve">% </w:t>
+      </w:r>
+      <w:r>
+        <w:rPr>
+          <w:rFonts w:ascii="B Nazanin" w:hAnsi="B Nazanin" w:cs="B Nazanin"/>
+          <w:sz w:val="24"/>
+          <w:sz w:val="24"/>
+          <w:szCs w:val="24"/>
+          <w:rtl w:val="true"/>
+        </w:rPr>
+        <w:t>به ازای هرماه</w:t>
+      </w:r>
+      <w:r>
+        <w:rPr>
+          <w:rFonts w:cs="B Nazanin" w:ascii="B Nazanin" w:hAnsi="B Nazanin"/>
+          <w:sz w:val="24"/>
+          <w:szCs w:val="24"/>
+          <w:rtl w:val="true"/>
+        </w:rPr>
+        <w:t xml:space="preserve">) </w:t>
+      </w:r>
+      <w:r>
+        <w:rPr>
+          <w:rFonts w:ascii="B Nazanin" w:hAnsi="B Nazanin" w:cs="B Nazanin"/>
+          <w:sz w:val="24"/>
+          <w:sz w:val="24"/>
+          <w:szCs w:val="24"/>
+          <w:rtl w:val="true"/>
+        </w:rPr>
+        <w:t xml:space="preserve">با توجه به مابه‌التفاوت تاريخ سررسيد اوراق گام </w:t>
+      </w:r>
+      <w:r>
+        <w:rPr>
+          <w:rFonts w:cs="B Nazanin" w:ascii="B Nazanin" w:hAnsi="B Nazanin"/>
+          <w:sz w:val="24"/>
+          <w:szCs w:val="24"/>
+          <w:rtl w:val="true"/>
+        </w:rPr>
+        <w:t>(</w:t>
+      </w:r>
+      <w:r>
+        <w:rPr>
+          <w:rFonts w:ascii="B Nazanin" w:hAnsi="B Nazanin" w:cs="B Nazanin"/>
+          <w:sz w:val="24"/>
+          <w:sz w:val="24"/>
+          <w:szCs w:val="24"/>
+          <w:rtl w:val="true"/>
+        </w:rPr>
+        <w:t>براساس تاريخ صدور حواله</w:t>
+      </w:r>
+      <w:r>
+        <w:rPr>
+          <w:rFonts w:cs="B Nazanin" w:ascii="B Nazanin" w:hAnsi="B Nazanin"/>
+          <w:sz w:val="24"/>
+          <w:szCs w:val="24"/>
+          <w:rtl w:val="true"/>
+        </w:rPr>
+        <w:t xml:space="preserve">) </w:t>
+      </w:r>
+      <w:r>
+        <w:rPr>
+          <w:rFonts w:ascii="B Nazanin" w:hAnsi="B Nazanin" w:cs="B Nazanin"/>
+          <w:sz w:val="24"/>
+          <w:sz w:val="24"/>
+          <w:szCs w:val="24"/>
+          <w:rtl w:val="true"/>
+        </w:rPr>
+        <w:t>و تاريخ سررسيد اوراق گام نيز به مبلغ واحد اعتباري افزوده خواهد شد و در صورتحساب نهايی لحاظ می‌گردد</w:t>
+      </w:r>
+      <w:r>
+        <w:rPr>
+          <w:rFonts w:cs="B Nazanin" w:ascii="B Nazanin" w:hAnsi="B Nazanin"/>
+          <w:sz w:val="24"/>
+          <w:szCs w:val="24"/>
+          <w:rtl w:val="true"/>
+        </w:rPr>
+        <w:t>.</w:t>
+      </w:r>
+    </w:p>
+    <w:p>
+      <w:pPr>
+        <w:pStyle w:val="Normal"/>
+        <w:spacing w:lineRule="auto" w:line="360" w:before="57" w:after="57"/>
+        <w:rPr/>
+      </w:pPr>
+      <w:r>
+        <w:rPr>
+          <w:rFonts w:cs="B Nazanin" w:ascii="B Nazanin" w:hAnsi="B Nazanin"/>
+          <w:sz w:val="24"/>
+          <w:szCs w:val="24"/>
+        </w:rPr>
+        <w:t>6</w:t>
+      </w:r>
+      <w:r>
+        <w:rPr>
+          <w:rFonts w:cs="B Nazanin" w:ascii="B Nazanin" w:hAnsi="B Nazanin"/>
+          <w:sz w:val="24"/>
+          <w:szCs w:val="24"/>
+          <w:rtl w:val="true"/>
+        </w:rPr>
+        <w:t xml:space="preserve">. </w:t>
+      </w:r>
+      <w:r>
+        <w:rPr>
+          <w:rFonts w:ascii="B Nazanin" w:hAnsi="B Nazanin" w:cs="B Nazanin"/>
+          <w:sz w:val="24"/>
+          <w:sz w:val="24"/>
+          <w:szCs w:val="24"/>
+          <w:rtl w:val="true"/>
+        </w:rPr>
+        <w:t>صورتحساب شركت صنايع ملی مس ايران ملاك تسويه حساب بين فروشنده و خريدار خواهد بود و در صورت بدهکار و یا بستانکار شدن خریدار، تصفیه حساب مستقیماً با خریدار انجام خواهد شد</w:t>
+      </w:r>
+      <w:r>
+        <w:rPr>
+          <w:rFonts w:cs="B Nazanin" w:ascii="B Nazanin" w:hAnsi="B Nazanin"/>
+          <w:sz w:val="24"/>
+          <w:szCs w:val="24"/>
+          <w:rtl w:val="true"/>
+        </w:rPr>
+        <w:t>.</w:t>
       </w:r>
     </w:p>
     <w:p>
@@ -1863,611 +2444,15 @@
         <w:spacing w:lineRule="auto" w:line="276"/>
         <w:rPr>
           <w:rFonts w:ascii="B Nazanin" w:hAnsi="B Nazanin" w:cs="B Nazanin"/>
-        </w:rPr>
-      </w:pPr>
-      <w:r>
-        <w:rPr>
-          <w:rFonts w:ascii="B Nazanin" w:hAnsi="B Nazanin" w:cs="B Nazanin"/>
-          <w:b/>
-          <w:b/>
-          <w:bCs/>
-          <w:sz w:val="22"/>
           <w:sz w:val="22"/>
           <w:szCs w:val="22"/>
-          <w:u w:val="single"/>
-          <w:rtl w:val="true"/>
-        </w:rPr>
-        <w:t xml:space="preserve">شرايط فروش </w:t>
-      </w:r>
-      <w:r>
-        <w:rPr>
-          <w:rFonts w:cs="B Nazanin" w:ascii="B Nazanin" w:hAnsi="B Nazanin"/>
-          <w:b/>
-          <w:bCs/>
+        </w:rPr>
+      </w:pPr>
+      <w:r>
+        <w:rPr>
+          <w:rFonts w:cs="B Nazanin" w:ascii="B Nazanin" w:hAnsi="B Nazanin"/>
           <w:sz w:val="22"/>
           <w:szCs w:val="22"/>
-          <w:u w:val="single"/>
-          <w:rtl w:val="true"/>
-        </w:rPr>
-        <w:t>:</w:t>
-      </w:r>
-    </w:p>
-    <w:p>
-      <w:pPr>
-        <w:pStyle w:val="Normal"/>
-        <w:spacing w:lineRule="auto" w:line="276" w:before="57" w:after="57"/>
-        <w:jc w:val="left"/>
-        <w:rPr>
-          <w:rFonts w:ascii="B Nazanin" w:hAnsi="B Nazanin" w:cs="B Nazanin"/>
-          <w:sz w:val="24"/>
-          <w:szCs w:val="24"/>
-        </w:rPr>
-      </w:pPr>
-      <w:r>
-        <w:rPr>
-          <w:rFonts w:cs="B Nazanin" w:ascii="B Nazanin" w:hAnsi="B Nazanin"/>
-          <w:sz w:val="24"/>
-          <w:szCs w:val="24"/>
-        </w:rPr>
-        <w:t>1</w:t>
-      </w:r>
-      <w:r>
-        <w:rPr>
-          <w:rFonts w:cs="B Nazanin" w:ascii="B Nazanin" w:hAnsi="B Nazanin"/>
-          <w:sz w:val="24"/>
-          <w:szCs w:val="24"/>
-          <w:rtl w:val="true"/>
-        </w:rPr>
-        <w:t xml:space="preserve">. </w:t>
-      </w:r>
-      <w:r>
-        <w:rPr>
-          <w:rFonts w:ascii="B Nazanin" w:hAnsi="B Nazanin" w:cs="B Nazanin"/>
-          <w:sz w:val="24"/>
-          <w:sz w:val="24"/>
-          <w:szCs w:val="24"/>
-          <w:rtl w:val="true"/>
-        </w:rPr>
-        <w:t xml:space="preserve">خريدار مبلغ درج شده در اين پیش فاکتور را بصورت اوراق گواهی اعتبار مولد </w:t>
-      </w:r>
-      <w:r>
-        <w:rPr>
-          <w:rFonts w:cs="B Nazanin" w:ascii="B Nazanin" w:hAnsi="B Nazanin"/>
-          <w:sz w:val="24"/>
-          <w:szCs w:val="24"/>
-          <w:rtl w:val="true"/>
-        </w:rPr>
-        <w:t>(</w:t>
-      </w:r>
-      <w:r>
-        <w:rPr>
-          <w:rFonts w:ascii="B Nazanin" w:hAnsi="B Nazanin" w:cs="B Nazanin"/>
-          <w:sz w:val="24"/>
-          <w:sz w:val="24"/>
-          <w:szCs w:val="24"/>
-          <w:rtl w:val="true"/>
-        </w:rPr>
-        <w:t>گام</w:t>
-      </w:r>
-      <w:r>
-        <w:rPr>
-          <w:rFonts w:cs="B Nazanin" w:ascii="B Nazanin" w:hAnsi="B Nazanin"/>
-          <w:sz w:val="24"/>
-          <w:szCs w:val="24"/>
-          <w:rtl w:val="true"/>
-        </w:rPr>
-        <w:t xml:space="preserve">) </w:t>
-      </w:r>
-      <w:r>
-        <w:rPr>
-          <w:rFonts w:ascii="B Nazanin" w:hAnsi="B Nazanin" w:cs="B Nazanin"/>
-          <w:sz w:val="24"/>
-          <w:sz w:val="24"/>
-          <w:szCs w:val="24"/>
-          <w:rtl w:val="true"/>
-        </w:rPr>
-        <w:t>بعنوان پيش پرداخت ارائه خواهد نمود</w:t>
-      </w:r>
-      <w:r>
-        <w:rPr>
-          <w:rFonts w:cs="B Nazanin" w:ascii="B Nazanin" w:hAnsi="B Nazanin"/>
-          <w:sz w:val="24"/>
-          <w:szCs w:val="24"/>
-          <w:rtl w:val="true"/>
-        </w:rPr>
-        <w:t>.</w:t>
-      </w:r>
-    </w:p>
-    <w:p>
-      <w:pPr>
-        <w:pStyle w:val="Normal"/>
-        <w:spacing w:lineRule="auto" w:line="276" w:before="57" w:after="57"/>
-        <w:rPr>
-          <w:rFonts w:ascii="B Nazanin" w:hAnsi="B Nazanin" w:cs="B Nazanin"/>
-          <w:sz w:val="24"/>
-          <w:szCs w:val="24"/>
-        </w:rPr>
-      </w:pPr>
-      <w:r>
-        <w:rPr>
-          <w:rFonts w:cs="B Nazanin" w:ascii="B Nazanin" w:hAnsi="B Nazanin"/>
-          <w:sz w:val="24"/>
-          <w:szCs w:val="24"/>
-        </w:rPr>
-        <w:t>2</w:t>
-      </w:r>
-      <w:r>
-        <w:rPr>
-          <w:rFonts w:cs="B Nazanin" w:ascii="B Nazanin" w:hAnsi="B Nazanin"/>
-          <w:sz w:val="24"/>
-          <w:szCs w:val="24"/>
-          <w:rtl w:val="true"/>
-        </w:rPr>
-        <w:t xml:space="preserve">. </w:t>
-      </w:r>
-      <w:r>
-        <w:rPr>
-          <w:rFonts w:ascii="B Nazanin" w:hAnsi="B Nazanin" w:cs="B Nazanin"/>
-          <w:sz w:val="24"/>
-          <w:sz w:val="24"/>
-          <w:szCs w:val="24"/>
-          <w:rtl w:val="true"/>
-        </w:rPr>
-        <w:t xml:space="preserve">مبناي فروش محصولات شركت ملّي صنايع مس ايران </w:t>
-      </w:r>
-      <w:r>
-        <w:rPr>
-          <w:rFonts w:cs="B Nazanin" w:ascii="B Nazanin" w:hAnsi="B Nazanin"/>
-          <w:sz w:val="24"/>
-          <w:szCs w:val="24"/>
-        </w:rPr>
-        <w:t>EXWORKS</w:t>
-      </w:r>
-      <w:r>
-        <w:rPr>
-          <w:rFonts w:cs="B Nazanin" w:ascii="B Nazanin" w:hAnsi="B Nazanin"/>
-          <w:sz w:val="24"/>
-          <w:szCs w:val="24"/>
-          <w:rtl w:val="true"/>
-        </w:rPr>
-        <w:t xml:space="preserve"> </w:t>
-      </w:r>
-      <w:r>
-        <w:rPr>
-          <w:rFonts w:ascii="B Nazanin" w:hAnsi="B Nazanin" w:cs="B Nazanin"/>
-          <w:sz w:val="24"/>
-          <w:sz w:val="24"/>
-          <w:szCs w:val="24"/>
-          <w:rtl w:val="true"/>
-        </w:rPr>
-        <w:t xml:space="preserve">بوده و فروشنده نسبت به هرگونه خسارت احتمالي بين راه و خسارت ناشي از تأخير و توقف در مسير حمل مسئوليتي نخواهد داشت </w:t>
-      </w:r>
-      <w:r>
-        <w:rPr>
-          <w:rFonts w:cs="B Nazanin" w:ascii="B Nazanin" w:hAnsi="B Nazanin"/>
-          <w:sz w:val="24"/>
-          <w:szCs w:val="24"/>
-          <w:rtl w:val="true"/>
-        </w:rPr>
-        <w:t>.</w:t>
-      </w:r>
-    </w:p>
-    <w:p>
-      <w:pPr>
-        <w:pStyle w:val="Normal"/>
-        <w:spacing w:lineRule="auto" w:line="276" w:before="57" w:after="57"/>
-        <w:jc w:val="both"/>
-        <w:rPr>
-          <w:rFonts w:ascii="B Nazanin" w:hAnsi="B Nazanin" w:cs="B Nazanin"/>
-          <w:sz w:val="24"/>
-          <w:szCs w:val="24"/>
-        </w:rPr>
-      </w:pPr>
-      <w:r>
-        <w:rPr>
-          <w:rFonts w:cs="B Nazanin" w:ascii="B Nazanin" w:hAnsi="B Nazanin"/>
-          <w:sz w:val="24"/>
-          <w:szCs w:val="24"/>
-        </w:rPr>
-        <w:t>3</w:t>
-      </w:r>
-      <w:r>
-        <w:rPr>
-          <w:rFonts w:cs="B Nazanin" w:ascii="B Nazanin" w:hAnsi="B Nazanin"/>
-          <w:sz w:val="24"/>
-          <w:szCs w:val="24"/>
-          <w:rtl w:val="true"/>
-        </w:rPr>
-        <w:t xml:space="preserve">. </w:t>
-      </w:r>
-      <w:r>
-        <w:rPr>
-          <w:rFonts w:ascii="B Nazanin" w:hAnsi="B Nazanin" w:cs="B Nazanin"/>
-          <w:sz w:val="24"/>
-          <w:sz w:val="24"/>
-          <w:szCs w:val="24"/>
-          <w:rtl w:val="true"/>
-        </w:rPr>
-        <w:t xml:space="preserve">مهلت بارگيري کليه محصولات شرکت ملّي صنايع مس ايران اعم از کنسانتره مس، مس كاتد، کاتد ليچينگ، مفتول، كنسانتره فلزات گرانبها، سولفور موليبدن، اكسيدموليبدن، سرباره و اسيد سولفوريك طبق شرايط عمومي عرضه محصولات شرکت مس در بورس کالا مي‌باشد </w:t>
-      </w:r>
-      <w:r>
-        <w:rPr>
-          <w:rFonts w:cs="B Nazanin" w:ascii="B Nazanin" w:hAnsi="B Nazanin"/>
-          <w:sz w:val="24"/>
-          <w:szCs w:val="24"/>
-          <w:rtl w:val="true"/>
-        </w:rPr>
-        <w:t>(</w:t>
-      </w:r>
-      <w:r>
-        <w:rPr>
-          <w:rFonts w:ascii="B Nazanin" w:hAnsi="B Nazanin" w:cs="B Nazanin"/>
-          <w:sz w:val="24"/>
-          <w:sz w:val="24"/>
-          <w:szCs w:val="24"/>
-          <w:rtl w:val="true"/>
-        </w:rPr>
-        <w:t xml:space="preserve">در صورت عدم بارگيري محصول تا </w:t>
-      </w:r>
-      <w:r>
-        <w:rPr>
-          <w:rFonts w:cs="B Nazanin" w:ascii="B Nazanin" w:hAnsi="B Nazanin"/>
-          <w:sz w:val="24"/>
-          <w:szCs w:val="24"/>
-        </w:rPr>
-        <w:t>N_PAYMENT_DEFERRAL</w:t>
-      </w:r>
-      <w:r>
-        <w:rPr>
-          <w:rFonts w:cs="B Nazanin" w:ascii="B Nazanin" w:hAnsi="B Nazanin"/>
-          <w:sz w:val="24"/>
-          <w:szCs w:val="24"/>
-          <w:rtl w:val="true"/>
-        </w:rPr>
-        <w:t xml:space="preserve"> </w:t>
-      </w:r>
-      <w:r>
-        <w:rPr>
-          <w:rFonts w:ascii="B Nazanin" w:hAnsi="B Nazanin" w:cs="B Nazanin"/>
-          <w:sz w:val="24"/>
-          <w:sz w:val="24"/>
-          <w:szCs w:val="24"/>
-          <w:rtl w:val="true"/>
-        </w:rPr>
-        <w:t xml:space="preserve">روز تقويمي پس از مهلت مجاز تحويل بورس کالا، به ميزان </w:t>
-      </w:r>
-      <w:r>
-        <w:rPr>
-          <w:rFonts w:cs="B Nazanin" w:ascii="B Nazanin" w:hAnsi="B Nazanin"/>
-          <w:sz w:val="24"/>
-          <w:szCs w:val="24"/>
-        </w:rPr>
-        <w:t>STORAGE_COST</w:t>
-      </w:r>
-      <w:r>
-        <w:rPr>
-          <w:rFonts w:cs="B Nazanin" w:ascii="B Nazanin" w:hAnsi="B Nazanin"/>
-          <w:sz w:val="24"/>
-          <w:szCs w:val="24"/>
-          <w:rtl w:val="true"/>
-        </w:rPr>
-        <w:t xml:space="preserve">  </w:t>
-      </w:r>
-      <w:r>
-        <w:rPr>
-          <w:rFonts w:ascii="B Nazanin" w:hAnsi="B Nazanin" w:cs="B Nazanin"/>
-          <w:sz w:val="24"/>
-          <w:sz w:val="24"/>
-          <w:szCs w:val="24"/>
-          <w:rtl w:val="true"/>
-        </w:rPr>
-        <w:t xml:space="preserve">درصد ارزش کالاي باقيمانده </w:t>
-      </w:r>
-      <w:r>
-        <w:rPr>
-          <w:rFonts w:cs="B Nazanin" w:ascii="B Nazanin" w:hAnsi="B Nazanin"/>
-          <w:sz w:val="24"/>
-          <w:szCs w:val="24"/>
-          <w:rtl w:val="true"/>
-        </w:rPr>
-        <w:t>(</w:t>
-      </w:r>
-      <w:r>
-        <w:rPr>
-          <w:rFonts w:ascii="B Nazanin" w:hAnsi="B Nazanin" w:cs="B Nazanin"/>
-          <w:sz w:val="24"/>
-          <w:sz w:val="24"/>
-          <w:szCs w:val="24"/>
-          <w:rtl w:val="true"/>
-        </w:rPr>
-        <w:t>حمل نشده</w:t>
-      </w:r>
-      <w:r>
-        <w:rPr>
-          <w:rFonts w:cs="B Nazanin" w:ascii="B Nazanin" w:hAnsi="B Nazanin"/>
-          <w:sz w:val="24"/>
-          <w:szCs w:val="24"/>
-          <w:rtl w:val="true"/>
-        </w:rPr>
-        <w:t xml:space="preserve">) </w:t>
-      </w:r>
-      <w:r>
-        <w:rPr>
-          <w:rFonts w:ascii="B Nazanin" w:hAnsi="B Nazanin" w:cs="B Nazanin"/>
-          <w:sz w:val="24"/>
-          <w:sz w:val="24"/>
-          <w:szCs w:val="24"/>
-          <w:rtl w:val="true"/>
-        </w:rPr>
-        <w:t>هزينه انبارداري به صورت روزشمار دريافت خواهد شد</w:t>
-      </w:r>
-      <w:r>
-        <w:rPr>
-          <w:rFonts w:cs="B Nazanin" w:ascii="B Nazanin" w:hAnsi="B Nazanin"/>
-          <w:sz w:val="24"/>
-          <w:szCs w:val="24"/>
-          <w:rtl w:val="true"/>
-        </w:rPr>
-        <w:t xml:space="preserve">) </w:t>
-      </w:r>
-    </w:p>
-    <w:p>
-      <w:pPr>
-        <w:pStyle w:val="Normal"/>
-        <w:spacing w:lineRule="auto" w:line="276" w:before="57" w:after="57"/>
-        <w:rPr>
-          <w:rFonts w:ascii="B Nazanin" w:hAnsi="B Nazanin" w:cs="B Nazanin"/>
-          <w:sz w:val="24"/>
-          <w:szCs w:val="24"/>
-        </w:rPr>
-      </w:pPr>
-      <w:r>
-        <w:rPr>
-          <w:rFonts w:cs="B Nazanin" w:ascii="B Nazanin" w:hAnsi="B Nazanin"/>
-          <w:sz w:val="24"/>
-          <w:szCs w:val="24"/>
-        </w:rPr>
-        <w:t>4</w:t>
-      </w:r>
-      <w:r>
-        <w:rPr>
-          <w:rFonts w:cs="B Nazanin" w:ascii="B Nazanin" w:hAnsi="B Nazanin"/>
-          <w:sz w:val="24"/>
-          <w:szCs w:val="24"/>
-          <w:rtl w:val="true"/>
-        </w:rPr>
-        <w:t xml:space="preserve">. </w:t>
-      </w:r>
-      <w:r>
-        <w:rPr>
-          <w:rFonts w:ascii="B Nazanin" w:hAnsi="B Nazanin" w:cs="B Nazanin"/>
-          <w:sz w:val="24"/>
-          <w:sz w:val="24"/>
-          <w:szCs w:val="24"/>
-          <w:rtl w:val="true"/>
-        </w:rPr>
-        <w:t>کلیه هزینه‌های مربوط به اوراق گام و هرگونه کارمزد بانکی به عهده خریدار می‌باشد</w:t>
-      </w:r>
-      <w:r>
-        <w:rPr>
-          <w:rFonts w:cs="B Nazanin" w:ascii="B Nazanin" w:hAnsi="B Nazanin"/>
-          <w:sz w:val="24"/>
-          <w:szCs w:val="24"/>
-          <w:rtl w:val="true"/>
-        </w:rPr>
-        <w:t>.</w:t>
-      </w:r>
-    </w:p>
-    <w:p>
-      <w:pPr>
-        <w:pStyle w:val="Normal"/>
-        <w:spacing w:lineRule="auto" w:line="276" w:before="57" w:after="57"/>
-        <w:jc w:val="both"/>
-        <w:rPr>
-          <w:rFonts w:ascii="B Nazanin" w:hAnsi="B Nazanin" w:cs="B Nazanin"/>
-          <w:sz w:val="24"/>
-          <w:szCs w:val="24"/>
-        </w:rPr>
-      </w:pPr>
-      <w:r>
-        <w:rPr>
-          <w:rFonts w:cs="B Nazanin" w:ascii="B Nazanin" w:hAnsi="B Nazanin"/>
-          <w:sz w:val="24"/>
-          <w:szCs w:val="24"/>
-        </w:rPr>
-        <w:t>5</w:t>
-      </w:r>
-      <w:r>
-        <w:rPr>
-          <w:rFonts w:cs="B Nazanin" w:ascii="B Nazanin" w:hAnsi="B Nazanin"/>
-          <w:sz w:val="24"/>
-          <w:szCs w:val="24"/>
-          <w:rtl w:val="true"/>
-        </w:rPr>
-        <w:t xml:space="preserve">. </w:t>
-      </w:r>
-      <w:r>
-        <w:rPr>
-          <w:rFonts w:ascii="B Nazanin" w:hAnsi="B Nazanin" w:cs="B Nazanin"/>
-          <w:sz w:val="24"/>
-          <w:sz w:val="24"/>
-          <w:szCs w:val="24"/>
-          <w:rtl w:val="true"/>
-        </w:rPr>
-        <w:t xml:space="preserve">در روش اوراق گام باتوجه به اختلاف سررسيد واقعي پرداخت نسبت به تاريخ صدور حواله و تاريخ سررسيد اوراق گام، مبلغ کارمزد تعداد روزهای مورد اختلاف </w:t>
-      </w:r>
-      <w:r>
-        <w:rPr>
-          <w:rFonts w:cs="B Nazanin" w:ascii="B Nazanin" w:hAnsi="B Nazanin"/>
-          <w:sz w:val="24"/>
-          <w:szCs w:val="24"/>
-          <w:rtl w:val="true"/>
-        </w:rPr>
-        <w:t>(</w:t>
-      </w:r>
-      <w:r>
-        <w:rPr>
-          <w:rFonts w:ascii="B Nazanin" w:hAnsi="B Nazanin" w:cs="B Nazanin"/>
-          <w:sz w:val="24"/>
-          <w:sz w:val="24"/>
-          <w:szCs w:val="24"/>
-          <w:rtl w:val="true"/>
-        </w:rPr>
-        <w:t xml:space="preserve">با در نظر گرفتن نرخ </w:t>
-      </w:r>
-      <w:r>
-        <w:rPr>
-          <w:rFonts w:cs="B Nazanin" w:ascii="B Nazanin" w:hAnsi="B Nazanin"/>
-          <w:sz w:val="24"/>
-          <w:szCs w:val="24"/>
-        </w:rPr>
-        <w:t>3/33</w:t>
-      </w:r>
-      <w:r>
-        <w:rPr>
-          <w:rFonts w:cs="B Nazanin" w:ascii="B Nazanin" w:hAnsi="B Nazanin"/>
-          <w:sz w:val="24"/>
-          <w:szCs w:val="24"/>
-          <w:rtl w:val="true"/>
-        </w:rPr>
-        <w:t xml:space="preserve">% </w:t>
-      </w:r>
-      <w:r>
-        <w:rPr>
-          <w:rFonts w:ascii="B Nazanin" w:hAnsi="B Nazanin" w:cs="B Nazanin"/>
-          <w:sz w:val="24"/>
-          <w:sz w:val="24"/>
-          <w:szCs w:val="24"/>
-          <w:rtl w:val="true"/>
-        </w:rPr>
-        <w:t>به ازای هرماه</w:t>
-      </w:r>
-      <w:r>
-        <w:rPr>
-          <w:rFonts w:cs="B Nazanin" w:ascii="B Nazanin" w:hAnsi="B Nazanin"/>
-          <w:sz w:val="24"/>
-          <w:szCs w:val="24"/>
-          <w:rtl w:val="true"/>
-        </w:rPr>
-        <w:t xml:space="preserve">) </w:t>
-      </w:r>
-      <w:r>
-        <w:rPr>
-          <w:rFonts w:ascii="B Nazanin" w:hAnsi="B Nazanin" w:cs="B Nazanin"/>
-          <w:sz w:val="24"/>
-          <w:sz w:val="24"/>
-          <w:szCs w:val="24"/>
-          <w:rtl w:val="true"/>
-        </w:rPr>
-        <w:t xml:space="preserve">با توجه به مابه‌التفاوت تاريخ سررسيد اوراق گام </w:t>
-      </w:r>
-      <w:r>
-        <w:rPr>
-          <w:rFonts w:cs="B Nazanin" w:ascii="B Nazanin" w:hAnsi="B Nazanin"/>
-          <w:sz w:val="24"/>
-          <w:szCs w:val="24"/>
-          <w:rtl w:val="true"/>
-        </w:rPr>
-        <w:t>(</w:t>
-      </w:r>
-      <w:r>
-        <w:rPr>
-          <w:rFonts w:ascii="B Nazanin" w:hAnsi="B Nazanin" w:cs="B Nazanin"/>
-          <w:sz w:val="24"/>
-          <w:sz w:val="24"/>
-          <w:szCs w:val="24"/>
-          <w:rtl w:val="true"/>
-        </w:rPr>
-        <w:t>براساس تاريخ صدور حواله</w:t>
-      </w:r>
-      <w:r>
-        <w:rPr>
-          <w:rFonts w:cs="B Nazanin" w:ascii="B Nazanin" w:hAnsi="B Nazanin"/>
-          <w:sz w:val="24"/>
-          <w:szCs w:val="24"/>
-          <w:rtl w:val="true"/>
-        </w:rPr>
-        <w:t xml:space="preserve">) </w:t>
-      </w:r>
-      <w:r>
-        <w:rPr>
-          <w:rFonts w:ascii="B Nazanin" w:hAnsi="B Nazanin" w:cs="B Nazanin"/>
-          <w:sz w:val="24"/>
-          <w:sz w:val="24"/>
-          <w:szCs w:val="24"/>
-          <w:rtl w:val="true"/>
-        </w:rPr>
-        <w:t>و تاريخ سررسيد اوراق گام نيز به مبلغ واحد اعتباري افزوده خواهد شد و در صورتحساب نهايی لحاظ می‌گردد</w:t>
-      </w:r>
-      <w:r>
-        <w:rPr>
-          <w:rFonts w:cs="B Nazanin" w:ascii="B Nazanin" w:hAnsi="B Nazanin"/>
-          <w:sz w:val="24"/>
-          <w:szCs w:val="24"/>
-          <w:rtl w:val="true"/>
-        </w:rPr>
-        <w:t>.</w:t>
-      </w:r>
-    </w:p>
-    <w:p>
-      <w:pPr>
-        <w:pStyle w:val="Normal"/>
-        <w:spacing w:lineRule="auto" w:line="276" w:before="57" w:after="57"/>
-        <w:rPr>
-          <w:rFonts w:ascii="B Nazanin" w:hAnsi="B Nazanin" w:cs="B Nazanin"/>
-          <w:sz w:val="24"/>
-          <w:szCs w:val="24"/>
-        </w:rPr>
-      </w:pPr>
-      <w:r>
-        <w:rPr>
-          <w:rFonts w:cs="B Nazanin" w:ascii="B Nazanin" w:hAnsi="B Nazanin"/>
-          <w:sz w:val="24"/>
-          <w:szCs w:val="24"/>
-        </w:rPr>
-        <w:t>6</w:t>
-      </w:r>
-      <w:r>
-        <w:rPr>
-          <w:rFonts w:cs="B Nazanin" w:ascii="B Nazanin" w:hAnsi="B Nazanin"/>
-          <w:sz w:val="24"/>
-          <w:szCs w:val="24"/>
-          <w:rtl w:val="true"/>
-        </w:rPr>
-        <w:t xml:space="preserve">. </w:t>
-      </w:r>
-      <w:r>
-        <w:rPr>
-          <w:rFonts w:ascii="B Nazanin" w:hAnsi="B Nazanin" w:cs="B Nazanin"/>
-          <w:sz w:val="24"/>
-          <w:sz w:val="24"/>
-          <w:szCs w:val="24"/>
-          <w:rtl w:val="true"/>
-        </w:rPr>
-        <w:t>صورتحساب شركت صنايع ملی مس ايران ملاك تسويه حساب بين فروشنده و خريدار خواهد بود و در صورت بدهکار و یا بستانکار شدن خریدار، تصفیه حساب مستقیماً با خریدار انجام خواهد شد</w:t>
-      </w:r>
-      <w:r>
-        <w:rPr>
-          <w:rFonts w:cs="B Nazanin" w:ascii="B Nazanin" w:hAnsi="B Nazanin"/>
-          <w:sz w:val="24"/>
-          <w:szCs w:val="24"/>
-          <w:rtl w:val="true"/>
-        </w:rPr>
-        <w:t>.</w:t>
-      </w:r>
-    </w:p>
-    <w:p>
-      <w:pPr>
-        <w:pStyle w:val="Normal"/>
-        <w:spacing w:lineRule="auto" w:line="276"/>
-        <w:rPr>
-          <w:rFonts w:ascii="B Nazanin" w:hAnsi="B Nazanin" w:cs="B Nazanin"/>
-          <w:sz w:val="22"/>
-          <w:szCs w:val="22"/>
-        </w:rPr>
-      </w:pPr>
-      <w:r>
-        <w:rPr>
           <w:rtl w:val="true"/>
         </w:rPr>
       </w:r>
@@ -2559,7 +2544,7 @@
                 <w:rtl w:val="true"/>
               </w:rPr>
               <w:drawing>
-                <wp:anchor behindDoc="0" distT="0" distB="0" distL="0" distR="0" simplePos="0" locked="0" layoutInCell="0" allowOverlap="1" relativeHeight="4">
+                <wp:anchor behindDoc="0" distT="0" distB="0" distL="0" distR="0" simplePos="0" locked="0" layoutInCell="0" allowOverlap="1" relativeHeight="3">
                   <wp:simplePos x="0" y="0"/>
                   <wp:positionH relativeFrom="column">
                     <wp:align>center</wp:align>

--- a/src/main/resources/static/internal-sale-gaam-sign-zero.docx
+++ b/src/main/resources/static/internal-sale-gaam-sign-zero.docx
@@ -33,18 +33,18 @@
           <w:szCs w:val="20"/>
         </w:rPr>
       </w:pPr>
-      <w:bookmarkStart w:id="0" w:name="OLE_LINK56"/>
-      <w:bookmarkStart w:id="1" w:name="OLE_LINK4"/>
-      <w:bookmarkStart w:id="2" w:name="OLE_LINK50"/>
-      <w:bookmarkStart w:id="3" w:name="OLE_LINK88"/>
-      <w:bookmarkStart w:id="4" w:name="OLE_LINK87"/>
-      <w:bookmarkStart w:id="5" w:name="OLE_LINK70"/>
-      <w:bookmarkStart w:id="6" w:name="OLE_LINK35"/>
-      <w:bookmarkStart w:id="7" w:name="OLE_LINK57"/>
-      <w:bookmarkStart w:id="8" w:name="OLE_LINK55"/>
-      <w:bookmarkStart w:id="9" w:name="OLE_LINK47"/>
-      <w:bookmarkStart w:id="10" w:name="OLE_LINK71"/>
-      <w:bookmarkStart w:id="11" w:name="OLE_LINK3"/>
+      <w:bookmarkStart w:id="0" w:name="OLE_LINK3"/>
+      <w:bookmarkStart w:id="1" w:name="OLE_LINK57"/>
+      <w:bookmarkStart w:id="2" w:name="OLE_LINK35"/>
+      <w:bookmarkStart w:id="3" w:name="OLE_LINK71"/>
+      <w:bookmarkStart w:id="4" w:name="OLE_LINK47"/>
+      <w:bookmarkStart w:id="5" w:name="OLE_LINK55"/>
+      <w:bookmarkStart w:id="6" w:name="OLE_LINK88"/>
+      <w:bookmarkStart w:id="7" w:name="OLE_LINK50"/>
+      <w:bookmarkStart w:id="8" w:name="OLE_LINK56"/>
+      <w:bookmarkStart w:id="9" w:name="OLE_LINK70"/>
+      <w:bookmarkStart w:id="10" w:name="OLE_LINK4"/>
+      <w:bookmarkStart w:id="11" w:name="OLE_LINK87"/>
       <w:r>
         <w:drawing>
           <wp:anchor behindDoc="1" distT="0" distB="0" distL="0" distR="0" simplePos="0" locked="0" layoutInCell="0" allowOverlap="1" relativeHeight="2">
@@ -144,10 +144,10 @@
       </w:pPr>
       <w:bookmarkStart w:id="13" w:name="_Hlk123718776"/>
       <w:bookmarkStart w:id="14" w:name="_Hlk123718996"/>
-      <w:bookmarkStart w:id="15" w:name="OLE_LINK80"/>
-      <w:bookmarkStart w:id="16" w:name="OLE_LINK81"/>
-      <w:bookmarkStart w:id="17" w:name="OLE_LINK86"/>
-      <w:bookmarkStart w:id="18" w:name="OLE_LINK82"/>
+      <w:bookmarkStart w:id="15" w:name="OLE_LINK82"/>
+      <w:bookmarkStart w:id="16" w:name="OLE_LINK80"/>
+      <w:bookmarkStart w:id="17" w:name="OLE_LINK81"/>
+      <w:bookmarkStart w:id="18" w:name="OLE_LINK86"/>
       <w:r>
         <w:rPr>
           <w:rFonts w:ascii="B Nazanin" w:hAnsi="B Nazanin" w:cs="B Nazanin"/>
@@ -1531,6 +1531,164 @@
           </w:p>
         </w:tc>
       </w:tr>
+      <w:tr>
+        <w:trPr/>
+        <w:tc>
+          <w:tcPr>
+            <w:tcW w:w="10455" w:type="dxa"/>
+            <w:gridSpan w:val="6"/>
+            <w:tcBorders>
+              <w:top w:val="nil"/>
+              <w:left w:val="single" w:sz="12" w:space="0" w:color="000000"/>
+              <w:bottom w:val="double" w:sz="4" w:space="0" w:color="000000"/>
+              <w:right w:val="single" w:sz="12" w:space="0" w:color="000000"/>
+            </w:tcBorders>
+            <w:shd w:fill="FFFFFF" w:val="clear"/>
+            <w:vAlign w:val="center"/>
+          </w:tcPr>
+          <w:p>
+            <w:pPr>
+              <w:pStyle w:val="Normal"/>
+              <w:widowControl/>
+              <w:suppressAutoHyphens w:val="true"/>
+              <w:spacing w:lineRule="auto" w:line="216" w:before="57" w:after="57"/>
+              <w:rPr>
+                <w:sz w:val="20"/>
+                <w:highlight w:val="none"/>
+                <w:shd w:fill="auto" w:val="clear"/>
+              </w:rPr>
+            </w:pPr>
+            <w:r>
+              <w:rPr>
+                <w:rFonts w:ascii="B Nazanin" w:hAnsi="B Nazanin" w:cs="B Nazanin"/>
+                <w:b/>
+                <w:b/>
+                <w:bCs/>
+                <w:color w:val="000000"/>
+                <w:kern w:val="0"/>
+                <w:sz w:val="20"/>
+                <w:sz w:val="20"/>
+                <w:szCs w:val="20"/>
+                <w:shd w:fill="auto" w:val="clear"/>
+                <w:rtl w:val="true"/>
+                <w:lang w:val="en-US" w:bidi="fa-IR"/>
+              </w:rPr>
+              <w:t xml:space="preserve">اين پيشنهاد از تاريخ صدور </w:t>
+            </w:r>
+            <w:r>
+              <w:rPr>
+                <w:rFonts w:cs="B Nazanin" w:ascii="B Nazanin" w:hAnsi="B Nazanin"/>
+                <w:b/>
+                <w:bCs/>
+                <w:color w:val="000000"/>
+                <w:kern w:val="0"/>
+                <w:sz w:val="20"/>
+                <w:szCs w:val="20"/>
+                <w:shd w:fill="auto" w:val="clear"/>
+                <w:lang w:val="en-US" w:bidi="fa-IR"/>
+              </w:rPr>
+              <w:t>VALIDITY_DAYS</w:t>
+            </w:r>
+            <w:r>
+              <w:rPr>
+                <w:rFonts w:cs="B Nazanin" w:ascii="B Nazanin" w:hAnsi="B Nazanin"/>
+                <w:b/>
+                <w:bCs/>
+                <w:color w:val="000000"/>
+                <w:kern w:val="0"/>
+                <w:sz w:val="20"/>
+                <w:szCs w:val="20"/>
+                <w:shd w:fill="auto" w:val="clear"/>
+                <w:rtl w:val="true"/>
+                <w:lang w:val="en-US" w:bidi="fa-IR"/>
+              </w:rPr>
+              <w:t xml:space="preserve"> </w:t>
+            </w:r>
+            <w:r>
+              <w:rPr>
+                <w:rFonts w:ascii="B Nazanin" w:hAnsi="B Nazanin" w:cs="B Nazanin"/>
+                <w:b/>
+                <w:b/>
+                <w:bCs/>
+                <w:color w:val="000000"/>
+                <w:kern w:val="0"/>
+                <w:sz w:val="20"/>
+                <w:sz w:val="20"/>
+                <w:szCs w:val="20"/>
+                <w:shd w:fill="auto" w:val="clear"/>
+                <w:rtl w:val="true"/>
+                <w:lang w:val="en-US" w:bidi="fa-IR"/>
+              </w:rPr>
+              <w:t>روز کاري اعتبار دارد</w:t>
+            </w:r>
+            <w:r>
+              <w:rPr>
+                <w:rFonts w:cs="B Nazanin" w:ascii="B Nazanin" w:hAnsi="B Nazanin"/>
+                <w:b/>
+                <w:bCs/>
+                <w:kern w:val="0"/>
+                <w:sz w:val="20"/>
+                <w:szCs w:val="20"/>
+                <w:shd w:fill="auto" w:val="clear"/>
+                <w:rtl w:val="true"/>
+                <w:lang w:val="en-US" w:bidi="fa-IR"/>
+              </w:rPr>
+              <w:t>. (</w:t>
+            </w:r>
+            <w:r>
+              <w:rPr>
+                <w:rFonts w:ascii="B Nazanin" w:hAnsi="B Nazanin" w:cs="B Nazanin"/>
+                <w:b/>
+                <w:b/>
+                <w:bCs/>
+                <w:kern w:val="0"/>
+                <w:sz w:val="20"/>
+                <w:sz w:val="20"/>
+                <w:szCs w:val="20"/>
+                <w:shd w:fill="auto" w:val="clear"/>
+                <w:rtl w:val="true"/>
+                <w:lang w:val="en-US" w:bidi="fa-IR"/>
+              </w:rPr>
+              <w:t>مقررات بورس کالا ملاک تسويه‌حساب خريداران مي‌باشد</w:t>
+            </w:r>
+            <w:r>
+              <w:rPr>
+                <w:rFonts w:cs="B Nazanin" w:ascii="B Nazanin" w:hAnsi="B Nazanin"/>
+                <w:b/>
+                <w:bCs/>
+                <w:kern w:val="0"/>
+                <w:sz w:val="20"/>
+                <w:szCs w:val="20"/>
+                <w:shd w:fill="auto" w:val="clear"/>
+                <w:rtl w:val="true"/>
+                <w:lang w:val="en-US" w:bidi="fa-IR"/>
+              </w:rPr>
+              <w:t>).</w:t>
+            </w:r>
+          </w:p>
+          <w:p>
+            <w:pPr>
+              <w:pStyle w:val="Normal"/>
+              <w:widowControl/>
+              <w:suppressAutoHyphens w:val="true"/>
+              <w:spacing w:lineRule="auto" w:line="216" w:before="0" w:after="0"/>
+              <w:rPr>
+                <w:sz w:val="20"/>
+                <w:highlight w:val="none"/>
+                <w:shd w:fill="auto" w:val="clear"/>
+              </w:rPr>
+            </w:pPr>
+            <w:r>
+              <w:rPr>
+                <w:sz w:val="20"/>
+                <w:szCs w:val="20"/>
+                <w:shd w:fill="auto" w:val="clear"/>
+              </w:rPr>
+              <w:t>C_REVERSAL_TEXT</w:t>
+            </w:r>
+          </w:p>
+        </w:tc>
+      </w:tr>
     </w:tbl>
     <w:p>
       <w:pPr>
@@ -1739,121 +1897,6 @@
           <w:color w:val="000000"/>
           <w:sz w:val="22"/>
           <w:szCs w:val="20"/>
-        </w:rPr>
-      </w:pPr>
-      <w:r>
-        <w:rPr>
-          <w:rFonts w:ascii="B Nazanin" w:hAnsi="B Nazanin" w:cs="B Nazanin"/>
-          <w:b/>
-          <w:b/>
-          <w:bCs/>
-          <w:color w:val="000000"/>
-          <w:kern w:val="0"/>
-          <w:sz w:val="22"/>
-          <w:sz w:val="22"/>
-          <w:szCs w:val="20"/>
-          <w:rtl w:val="true"/>
-          <w:lang w:val="en-US" w:bidi="fa-IR"/>
-        </w:rPr>
-        <w:t xml:space="preserve">اين پيشنهاد از تاريخ صدور </w:t>
-      </w:r>
-      <w:r>
-        <w:rPr>
-          <w:rFonts w:cs="B Nazanin" w:ascii="B Nazanin" w:hAnsi="B Nazanin"/>
-          <w:b/>
-          <w:bCs/>
-          <w:color w:val="000000"/>
-          <w:kern w:val="0"/>
-          <w:sz w:val="22"/>
-          <w:szCs w:val="20"/>
-          <w:lang w:val="en-US" w:bidi="fa-IR"/>
-        </w:rPr>
-        <w:t>VALIDITY_DAYS</w:t>
-      </w:r>
-      <w:r>
-        <w:rPr>
-          <w:rFonts w:cs="B Nazanin" w:ascii="B Nazanin" w:hAnsi="B Nazanin"/>
-          <w:b/>
-          <w:bCs/>
-          <w:color w:val="000000"/>
-          <w:kern w:val="0"/>
-          <w:sz w:val="22"/>
-          <w:szCs w:val="20"/>
-          <w:rtl w:val="true"/>
-          <w:lang w:val="en-US" w:bidi="fa-IR"/>
-        </w:rPr>
-        <w:t xml:space="preserve"> </w:t>
-      </w:r>
-      <w:r>
-        <w:rPr>
-          <w:rFonts w:ascii="B Nazanin" w:hAnsi="B Nazanin" w:cs="B Nazanin"/>
-          <w:b/>
-          <w:b/>
-          <w:bCs/>
-          <w:color w:val="000000"/>
-          <w:kern w:val="0"/>
-          <w:sz w:val="22"/>
-          <w:sz w:val="22"/>
-          <w:szCs w:val="20"/>
-          <w:rtl w:val="true"/>
-          <w:lang w:val="en-US" w:bidi="fa-IR"/>
-        </w:rPr>
-        <w:t>روز کاري اعتبار دارد</w:t>
-      </w:r>
-      <w:r>
-        <w:rPr>
-          <w:rFonts w:cs="B Nazanin" w:ascii="B Nazanin" w:hAnsi="B Nazanin"/>
-          <w:b/>
-          <w:bCs/>
-          <w:kern w:val="0"/>
-          <w:sz w:val="22"/>
-          <w:szCs w:val="20"/>
-          <w:rtl w:val="true"/>
-          <w:lang w:val="en-US" w:bidi="fa-IR"/>
-        </w:rPr>
-        <w:t>. (</w:t>
-      </w:r>
-      <w:r>
-        <w:rPr>
-          <w:rFonts w:ascii="B Nazanin" w:hAnsi="B Nazanin" w:cs="B Nazanin"/>
-          <w:b/>
-          <w:b/>
-          <w:bCs/>
-          <w:kern w:val="0"/>
-          <w:sz w:val="22"/>
-          <w:sz w:val="22"/>
-          <w:szCs w:val="20"/>
-          <w:rtl w:val="true"/>
-          <w:lang w:val="en-US" w:bidi="fa-IR"/>
-        </w:rPr>
-        <w:t>مقررات بورس کالا ملاک تسويه‌حساب خريداران مي‌باشد</w:t>
-      </w:r>
-      <w:r>
-        <w:rPr>
-          <w:rFonts w:cs="B Nazanin" w:ascii="B Nazanin" w:hAnsi="B Nazanin"/>
-          <w:b/>
-          <w:bCs/>
-          <w:kern w:val="0"/>
-          <w:sz w:val="22"/>
-          <w:szCs w:val="20"/>
-          <w:rtl w:val="true"/>
-          <w:lang w:val="en-US" w:bidi="fa-IR"/>
-        </w:rPr>
-        <w:t>).</w:t>
-      </w:r>
-    </w:p>
-    <w:p>
-      <w:pPr>
-        <w:pStyle w:val="Normal"/>
-        <w:tabs>
-          <w:tab w:val="clear" w:pos="720"/>
-          <w:tab w:val="left" w:pos="2691" w:leader="none"/>
-        </w:tabs>
-        <w:spacing w:lineRule="auto" w:line="276"/>
-        <w:rPr>
-          <w:rFonts w:ascii="B Nazanin" w:hAnsi="B Nazanin" w:cs="B Nazanin"/>
-          <w:sz w:val="24"/>
-          <w:szCs w:val="24"/>
         </w:rPr>
       </w:pPr>
       <w:r>

--- a/src/main/resources/static/internal-sale-gaam-sign-zero.docx
+++ b/src/main/resources/static/internal-sale-gaam-sign-zero.docx
@@ -33,18 +33,18 @@
           <w:szCs w:val="20"/>
         </w:rPr>
       </w:pPr>
-      <w:bookmarkStart w:id="0" w:name="OLE_LINK3"/>
-      <w:bookmarkStart w:id="1" w:name="OLE_LINK57"/>
+      <w:bookmarkStart w:id="0" w:name="OLE_LINK55"/>
+      <w:bookmarkStart w:id="1" w:name="OLE_LINK47"/>
       <w:bookmarkStart w:id="2" w:name="OLE_LINK35"/>
-      <w:bookmarkStart w:id="3" w:name="OLE_LINK71"/>
-      <w:bookmarkStart w:id="4" w:name="OLE_LINK47"/>
-      <w:bookmarkStart w:id="5" w:name="OLE_LINK55"/>
-      <w:bookmarkStart w:id="6" w:name="OLE_LINK88"/>
-      <w:bookmarkStart w:id="7" w:name="OLE_LINK50"/>
-      <w:bookmarkStart w:id="8" w:name="OLE_LINK56"/>
-      <w:bookmarkStart w:id="9" w:name="OLE_LINK70"/>
+      <w:bookmarkStart w:id="3" w:name="OLE_LINK3"/>
+      <w:bookmarkStart w:id="4" w:name="OLE_LINK57"/>
+      <w:bookmarkStart w:id="5" w:name="OLE_LINK71"/>
+      <w:bookmarkStart w:id="6" w:name="OLE_LINK56"/>
+      <w:bookmarkStart w:id="7" w:name="OLE_LINK70"/>
+      <w:bookmarkStart w:id="8" w:name="OLE_LINK88"/>
+      <w:bookmarkStart w:id="9" w:name="OLE_LINK87"/>
       <w:bookmarkStart w:id="10" w:name="OLE_LINK4"/>
-      <w:bookmarkStart w:id="11" w:name="OLE_LINK87"/>
+      <w:bookmarkStart w:id="11" w:name="OLE_LINK50"/>
       <w:r>
         <w:drawing>
           <wp:anchor behindDoc="1" distT="0" distB="0" distL="0" distR="0" simplePos="0" locked="0" layoutInCell="0" allowOverlap="1" relativeHeight="2">
@@ -142,12 +142,12 @@
           <w:rFonts w:ascii="B Nazanin" w:hAnsi="B Nazanin" w:cs="B Nazanin"/>
         </w:rPr>
       </w:pPr>
-      <w:bookmarkStart w:id="13" w:name="_Hlk123718776"/>
-      <w:bookmarkStart w:id="14" w:name="_Hlk123718996"/>
-      <w:bookmarkStart w:id="15" w:name="OLE_LINK82"/>
-      <w:bookmarkStart w:id="16" w:name="OLE_LINK80"/>
-      <w:bookmarkStart w:id="17" w:name="OLE_LINK81"/>
-      <w:bookmarkStart w:id="18" w:name="OLE_LINK86"/>
+      <w:bookmarkStart w:id="13" w:name="OLE_LINK86"/>
+      <w:bookmarkStart w:id="14" w:name="OLE_LINK80"/>
+      <w:bookmarkStart w:id="15" w:name="_Hlk123718776"/>
+      <w:bookmarkStart w:id="16" w:name="OLE_LINK81"/>
+      <w:bookmarkStart w:id="17" w:name="_Hlk123718996"/>
+      <w:bookmarkStart w:id="18" w:name="OLE_LINK82"/>
       <w:r>
         <w:rPr>
           <w:rFonts w:ascii="B Nazanin" w:hAnsi="B Nazanin" w:cs="B Nazanin"/>
@@ -1746,7 +1746,7 @@
           <w:bCs/>
           <w:rtl w:val="true"/>
         </w:rPr>
-        <w:t xml:space="preserve">مبلغ و تعداد  اوراق گام صادر شده بایستی مطابق پیش فاکتور صادره باشد، درغیر این‌صورت شرکت ملّی صنایع مس ایران از پذیرش اوراق گام مربوطه معذور می‌باشد و آن شرکت بایستی برات گشایش شده را ابطال نماید </w:t>
+        <w:t xml:space="preserve">مبلغ و تعداد  اوراق گام صادر شده بایستی مطابق پیش فاکتور صادره باشد، درغیر این‌صورت شرکت ملّی صنایع مس ایران از پذیرش اوراق گام مربوطه معذور می‌باشد و آن شرکت بایستی اوراق گام  را ابطال نماید </w:t>
       </w:r>
       <w:r>
         <w:rPr>
@@ -1813,8 +1813,8 @@
       <w:r>
         <w:rPr>
           <w:rFonts w:cs="B Nazanin" w:ascii="B Nazanin" w:hAnsi="B Nazanin"/>
-          <w:b w:val="false"/>
-          <w:bCs w:val="false"/>
+          <w:b/>
+          <w:bCs/>
           <w:sz w:val="22"/>
           <w:szCs w:val="22"/>
           <w:lang w:eastAsia="en-US"/>
@@ -1902,8 +1902,11 @@
       <w:r>
         <w:rPr>
           <w:rFonts w:cs="B Nazanin" w:ascii="B Nazanin" w:hAnsi="B Nazanin"/>
-          <w:sz w:val="24"/>
-          <w:szCs w:val="24"/>
+          <w:b/>
+          <w:bCs/>
+          <w:color w:val="000000"/>
+          <w:sz w:val="22"/>
+          <w:szCs w:val="20"/>
           <w:rtl w:val="true"/>
         </w:rPr>
       </w:r>
@@ -2149,10 +2152,11 @@
       <w:r>
         <w:rPr>
           <w:rFonts w:cs="B Nazanin" w:ascii="B Nazanin" w:hAnsi="B Nazanin"/>
-          <w:sz w:val="24"/>
-          <w:szCs w:val="24"/>
-        </w:rPr>
-        <w:t>N_PAYMENT_DEFERRAL</w:t>
+          <w:sz w:val="22"/>
+          <w:szCs w:val="22"/>
+          <w:lang w:eastAsia="en-US"/>
+        </w:rPr>
+        <w:t>N_STORAGE_DEAD</w:t>
       </w:r>
       <w:r>
         <w:rPr>
